--- a/5.Implantação/INST360 - Manual do Usuário.docx
+++ b/5.Implantação/INST360 - Manual do Usuário.docx
@@ -1042,7 +1042,15 @@
                 <w:iCs/>
                 <w:color w:val="auto"/>
               </w:rPr>
-              <w:t>Thiago Dionizio</w:t>
+              <w:t xml:space="preserve">Thiago </w:t>
+            </w:r>
+            <w:r>
+              <w:rPr>
+                <w:i w:val="0"/>
+                <w:iCs/>
+                <w:color w:val="auto"/>
+              </w:rPr>
+              <w:t>Marques</w:t>
             </w:r>
           </w:p>
         </w:tc>
@@ -2770,13 +2778,8 @@
     <w:pPr>
       <w:jc w:val="right"/>
     </w:pPr>
-    <w:proofErr w:type="spellStart"/>
     <w:r>
-      <w:t>vs</w:t>
-    </w:r>
-    <w:proofErr w:type="spellEnd"/>
-    <w:r>
-      <w:t xml:space="preserve">: </w:t>
+      <w:t xml:space="preserve">vs: </w:t>
     </w:r>
     <w:fldSimple w:instr=" DOCPROPERTY  &quot;Versão Modelo&quot;  \* MERGEFORMAT ">
       <w:r>
@@ -2872,19 +2875,11 @@
               <w:lang w:val="pt-PT"/>
             </w:rPr>
           </w:pPr>
-          <w:proofErr w:type="spellStart"/>
           <w:r>
             <w:rPr>
               <w:bCs/>
             </w:rPr>
-            <w:t>Nomde</w:t>
-          </w:r>
-          <w:proofErr w:type="spellEnd"/>
-          <w:r>
-            <w:rPr>
-              <w:bCs/>
-            </w:rPr>
-            <w:t xml:space="preserve"> do MF</w:t>
+            <w:t>Nomde do MF</w:t>
           </w:r>
         </w:p>
       </w:tc>
@@ -2905,7 +2900,7 @@
             <w:rPr>
               <w:b/>
             </w:rPr>
-            <w:object w:dxaOrig="1231" w:dyaOrig="676" w14:anchorId="6CBC1217">
+            <w:object w:dxaOrig="1245" w:dyaOrig="690" w14:anchorId="6CBC1217">
               <v:shapetype id="_x0000_t75" coordsize="21600,21600" o:spt="75" o:preferrelative="t" path="m@4@5l@4@11@9@11@9@5xe" filled="f" stroked="f">
                 <v:stroke joinstyle="miter"/>
                 <v:formulas>
@@ -2925,10 +2920,10 @@
                 <v:path o:extrusionok="f" gradientshapeok="t" o:connecttype="rect"/>
                 <o:lock v:ext="edit" aspectratio="t"/>
               </v:shapetype>
-              <v:shape id="_x0000_i1025" type="#_x0000_t75" style="width:62.25pt;height:34.5pt">
+              <v:shape id="_x0000_i1025" type="#_x0000_t75" style="width:62.4pt;height:34.8pt">
                 <v:imagedata r:id="rId1" o:title=""/>
               </v:shape>
-              <o:OLEObject Type="Embed" ProgID="Word.Picture.8" ShapeID="_x0000_i1025" DrawAspect="Content" ObjectID="_1842075938" r:id="rId2"/>
+              <o:OLEObject Type="Embed" ProgID="Word.Picture.8" ShapeID="_x0000_i1025" DrawAspect="Content" ObjectID="_1843152225" r:id="rId2"/>
             </w:object>
           </w:r>
         </w:p>
@@ -4887,7 +4882,10 @@
   </w:compat>
   <w:rsids>
     <w:rsidRoot w:val="00A85761"/>
+    <w:rsid w:val="008B79DD"/>
     <w:rsid w:val="00A85761"/>
+    <w:rsid w:val="00AE15F9"/>
+    <w:rsid w:val="00BD5C6B"/>
     <w:rsid w:val="00D85EBF"/>
   </w:rsids>
   <m:mathPr>
